--- a/Отчёт_ЛР1_вариант2.docx
+++ b/Отчёт_ЛР1_вариант2.docx
@@ -12963,169 +12963,6 @@
                 <w:lang w:val="ru-RU"/>
               </w:rPr>
               <w:t>)</w:t>
-            </w:r>
-          </w:p>
-        </w:tc>
-      </w:tr>
-      <w:tr>
-        <w:trPr>
-          <w:jc w:val="center"/>
-        </w:trPr>
-        <w:tc>
-          <w:tcPr>
-            <w:tcW w:w="3005" w:type="dxa"/>
-            <w:vAlign w:val="center"/>
-          </w:tcPr>
-          <w:p>
-            <w:pPr>
-              <w:spacing w:line="240" w:lineRule="auto"/>
-              <w:ind w:firstLine="0"/>
-              <w:jc w:val="left"/>
-              <w:rPr>
-                <w:szCs w:val="28"/>
-              </w:rPr>
-            </w:pPr>
-            <w:proofErr w:type="gramStart"/>
-            <w:r>
-              <w:rPr>
-                <w:rFonts w:eastAsia="Courier New"/>
-                <w:szCs w:val="28"/>
-              </w:rPr>
-              <w:t>results.json</w:t>
-            </w:r>
-            <w:proofErr w:type="gramEnd"/>
-            <w:r>
-              <w:rPr>
-                <w:szCs w:val="28"/>
-              </w:rPr>
-              <w:t xml:space="preserve">, </w:t>
-            </w:r>
-            <w:r>
-              <w:rPr>
-                <w:rFonts w:eastAsia="Courier New"/>
-                <w:szCs w:val="28"/>
-              </w:rPr>
-              <w:t>figures/</w:t>
-            </w:r>
-          </w:p>
-        </w:tc>
-        <w:tc>
-          <w:tcPr>
-            <w:tcW w:w="6350" w:type="dxa"/>
-            <w:vAlign w:val="center"/>
-          </w:tcPr>
-          <w:p>
-            <w:pPr>
-              <w:spacing w:line="240" w:lineRule="auto"/>
-              <w:ind w:firstLine="0"/>
-              <w:jc w:val="left"/>
-              <w:rPr>
-                <w:szCs w:val="28"/>
-                <w:lang w:val="ru-RU"/>
-              </w:rPr>
-            </w:pPr>
-            <w:r>
-              <w:rPr>
-                <w:szCs w:val="28"/>
-                <w:lang w:val="ru-RU"/>
-              </w:rPr>
-              <w:t>Числа и рисунки, использованные в отчёте</w:t>
-            </w:r>
-          </w:p>
-        </w:tc>
-      </w:tr>
-      <w:tr>
-        <w:trPr>
-          <w:jc w:val="center"/>
-        </w:trPr>
-        <w:tc>
-          <w:tcPr>
-            <w:tcW w:w="3005" w:type="dxa"/>
-            <w:vAlign w:val="center"/>
-          </w:tcPr>
-          <w:p>
-            <w:pPr>
-              <w:spacing w:line="240" w:lineRule="auto"/>
-              <w:ind w:firstLine="0"/>
-              <w:jc w:val="left"/>
-              <w:rPr>
-                <w:szCs w:val="28"/>
-              </w:rPr>
-            </w:pPr>
-            <w:r>
-              <w:rPr>
-                <w:rFonts w:eastAsia="Courier New"/>
-                <w:szCs w:val="28"/>
-              </w:rPr>
-              <w:t>data/</w:t>
-            </w:r>
-          </w:p>
-        </w:tc>
-        <w:tc>
-          <w:tcPr>
-            <w:tcW w:w="6350" w:type="dxa"/>
-            <w:vAlign w:val="center"/>
-          </w:tcPr>
-          <w:p>
-            <w:pPr>
-              <w:spacing w:line="240" w:lineRule="auto"/>
-              <w:ind w:firstLine="0"/>
-              <w:jc w:val="left"/>
-              <w:rPr>
-                <w:szCs w:val="28"/>
-                <w:lang w:val="ru-RU"/>
-              </w:rPr>
-            </w:pPr>
-            <w:r>
-              <w:rPr>
-                <w:szCs w:val="28"/>
-                <w:lang w:val="ru-RU"/>
-              </w:rPr>
-              <w:t xml:space="preserve">Исходный файл </w:t>
-            </w:r>
-            <w:r>
-              <w:rPr>
-                <w:rFonts w:eastAsia="Courier New"/>
-                <w:szCs w:val="28"/>
-              </w:rPr>
-              <w:t>application</w:t>
-            </w:r>
-            <w:r>
-              <w:rPr>
-                <w:rFonts w:eastAsia="Courier New"/>
-                <w:szCs w:val="28"/>
-                <w:lang w:val="ru-RU"/>
-              </w:rPr>
-              <w:t>_</w:t>
-            </w:r>
-            <w:r>
-              <w:rPr>
-                <w:rFonts w:eastAsia="Courier New"/>
-                <w:szCs w:val="28"/>
-              </w:rPr>
-              <w:t>train</w:t>
-            </w:r>
-            <w:r>
-              <w:rPr>
-                <w:rFonts w:eastAsia="Courier New"/>
-                <w:szCs w:val="28"/>
-                <w:lang w:val="ru-RU"/>
-              </w:rPr>
-              <w:t>.</w:t>
-            </w:r>
-            <w:r>
-              <w:rPr>
-                <w:rFonts w:eastAsia="Courier New"/>
-                <w:szCs w:val="28"/>
-              </w:rPr>
-              <w:t>csv</w:t>
-            </w:r>
-            <w:r>
-              <w:rPr>
-                <w:szCs w:val="28"/>
-                <w:lang w:val="ru-RU"/>
-              </w:rPr>
-              <w:t xml:space="preserve"> </w:t>
             </w:r>
           </w:p>
         </w:tc>
